--- a/worksheets/개별프로젝트_바이브코딩_가이드.docx
+++ b/worksheets/개별프로젝트_바이브코딩_가이드.docx
@@ -328,7 +328,7 @@
                 <w:sz w:val="20"/>
                 <w:szCs w:val="20"/>
               </w:rPr>
-              <w:t xml:space="preserve">5주차부터는 각자 정한 주제로 개별 프로젝트를 진행합니다. 최근 구글 정책 변경으로 미성년 사용자는 Antigravity(AI 에이전트) 사용이 제한되어, 이제부터는 제미나이 채팅에 프롬프트를 직접 입력하는 방식으로 코드를 만듭니다. 이 가이드는 0~4주차에서 배운 내용을 바탕으로, 어떤 센서·액추에이터·시스템을 쓰든 그대로 응용할 수 있는 프롬프트 템플릿을 단계별로 제공합니다.</w:t>
+              <w:t xml:space="preserve">7주차부터는 각자 정한 주제로 개별 프로젝트를 진행합니다. 최근 구글 정책 변경으로 미성년 사용자는 Antigravity(AI 에이전트) 사용이 제한되어, 이제부터는 제미나이 채팅에 프롬프트를 직접 입력하는 방식으로 코드를 만듭니다. 이 가이드는 1~4주차에서 배운 하드웨어·통신 내용을 바탕으로, 어떤 센서·액추에이터·시스템을 쓰든 그대로 응용할 수 있는 프롬프트 템플릿을 단계별로 제공합니다. 화면 UI는 5주차에서 배운 Bootstrap과 6주차에서 배운 MUI 중 편한 쪽을 골라 쓰면 됩니다.</w:t>
             </w:r>
           </w:p>
         </w:tc>

--- a/worksheets/개별프로젝트_바이브코딩_가이드.docx
+++ b/worksheets/개별프로젝트_바이브코딩_가이드.docx
@@ -328,7 +328,7 @@
                 <w:sz w:val="20"/>
                 <w:szCs w:val="20"/>
               </w:rPr>
-              <w:t xml:space="preserve">7주차부터는 각자 정한 주제로 개별 프로젝트를 진행합니다. 최근 구글 정책 변경으로 미성년 사용자는 Antigravity(AI 에이전트) 사용이 제한되어, 이제부터는 제미나이 채팅에 프롬프트를 직접 입력하는 방식으로 코드를 만듭니다. 이 가이드는 1~4주차에서 배운 하드웨어·통신 내용을 바탕으로, 어떤 센서·액추에이터·시스템을 쓰든 그대로 응용할 수 있는 프롬프트 템플릿을 단계별로 제공합니다. 화면 UI는 5주차에서 배운 Bootstrap과 6주차에서 배운 MUI 중 편한 쪽을 골라 쓰면 됩니다.</w:t>
+              <w:t xml:space="preserve">UI 프레임워크 수업(4~7주차)을 마치면, 각자 정한 주제로 개별 프로젝트를 진행합니다. 최근 구글 정책 변경으로 미성년 사용자는 Antigravity(AI 에이전트) 사용이 제한되어, 이제부터는 제미나이 채팅에 프롬프트를 직접 입력하는 방식으로 코드를 만듭니다. 이 가이드는 1~4주차에서 배운 하드웨어·통신 내용을 바탕으로, 어떤 센서·액추에이터·시스템을 쓰든 그대로 응용할 수 있는 프롬프트 템플릿을 단계별로 제공합니다. 화면 UI는 4~7주차에서 배운 네 가지(Tailwind / Bootstrap / MUI / shadcn-ui) 중 직접 고른 것으로 만들고, 왜 그것을 골랐는지 설명할 수 있어야 합니다.</w:t>
             </w:r>
           </w:p>
         </w:tc>
